--- a/lista/lista_t/04/04.mc_lista_ex_logalg.docx
+++ b/lista/lista_t/04/04.mc_lista_ex_logalg.docx
@@ -200,14 +200,7 @@
           <w:sz w:val="28"/>
           <w:szCs w:val="28"/>
         </w:rPr>
-        <w:t>Crie uma conta pessoal no site GitHub</w:t>
-      </w:r>
-      <w:r>
-        <w:rPr>
-          <w:sz w:val="28"/>
-          <w:szCs w:val="28"/>
-        </w:rPr>
-        <w:t>.</w:t>
+        <w:t>Crie uma conta pessoal no site GitHub.</w:t>
       </w:r>
       <w:r>
         <w:rPr>
@@ -320,21 +313,7 @@
           <w:sz w:val="28"/>
           <w:szCs w:val="28"/>
         </w:rPr>
-        <w:t xml:space="preserve">Faça um algoritmo que escreva </w:t>
-      </w:r>
-      <w:r>
-        <w:rPr>
-          <w:sz w:val="28"/>
-          <w:szCs w:val="28"/>
-        </w:rPr>
-        <w:t>o nome da sua universidade</w:t>
-      </w:r>
-      <w:r>
-        <w:rPr>
-          <w:sz w:val="28"/>
-          <w:szCs w:val="28"/>
-        </w:rPr>
-        <w:t xml:space="preserve"> na tela do console.</w:t>
+        <w:t>Faça um algoritmo que escreva o nome da sua universidade na tela do console.</w:t>
       </w:r>
       <w:r>
         <w:rPr>
@@ -387,35 +366,7 @@
           <w:sz w:val="28"/>
           <w:szCs w:val="28"/>
         </w:rPr>
-        <w:t xml:space="preserve">Faça um algoritmo que leia o </w:t>
-      </w:r>
-      <w:r>
-        <w:rPr>
-          <w:sz w:val="28"/>
-          <w:szCs w:val="28"/>
-        </w:rPr>
-        <w:t>nome dos seus pais</w:t>
-      </w:r>
-      <w:r>
-        <w:rPr>
-          <w:sz w:val="28"/>
-          <w:szCs w:val="28"/>
-        </w:rPr>
-        <w:t xml:space="preserve"> e </w:t>
-      </w:r>
-      <w:r>
-        <w:rPr>
-          <w:sz w:val="28"/>
-          <w:szCs w:val="28"/>
-        </w:rPr>
-        <w:t>escreva-os</w:t>
-      </w:r>
-      <w:r>
-        <w:rPr>
-          <w:sz w:val="28"/>
-          <w:szCs w:val="28"/>
-        </w:rPr>
-        <w:t xml:space="preserve"> no console.</w:t>
+        <w:t>Faça um algoritmo que leia o nome dos seus pais e escreva-os no console.</w:t>
       </w:r>
       <w:r>
         <w:rPr>
@@ -468,49 +419,7 @@
           <w:sz w:val="28"/>
           <w:szCs w:val="28"/>
         </w:rPr>
-        <w:t xml:space="preserve">Faça um algoritmo que leia </w:t>
-      </w:r>
-      <w:r>
-        <w:rPr>
-          <w:sz w:val="28"/>
-          <w:szCs w:val="28"/>
-        </w:rPr>
-        <w:t>a disciplina e qual o ano que um aluno está cursando na universidade</w:t>
-      </w:r>
-      <w:r>
-        <w:rPr>
-          <w:sz w:val="28"/>
-          <w:szCs w:val="28"/>
-        </w:rPr>
-        <w:t>.</w:t>
-      </w:r>
-      <w:r>
-        <w:rPr>
-          <w:sz w:val="28"/>
-          <w:szCs w:val="28"/>
-        </w:rPr>
-        <w:t xml:space="preserve"> </w:t>
-      </w:r>
-      <w:r>
-        <w:rPr>
-          <w:sz w:val="28"/>
-          <w:szCs w:val="28"/>
-        </w:rPr>
-        <w:t xml:space="preserve">Após isso imprima </w:t>
-      </w:r>
-      <w:r>
-        <w:rPr>
-          <w:sz w:val="28"/>
-          <w:szCs w:val="28"/>
-        </w:rPr>
-        <w:t>esses dados no</w:t>
-      </w:r>
-      <w:r>
-        <w:rPr>
-          <w:sz w:val="28"/>
-          <w:szCs w:val="28"/>
-        </w:rPr>
-        <w:t xml:space="preserve"> console.</w:t>
+        <w:t>Faça um algoritmo que leia a disciplina e qual o ano que um aluno está cursando na universidade. Após isso imprima esses dados no console.</w:t>
       </w:r>
       <w:r>
         <w:rPr>
@@ -594,18 +503,6 @@
         </w:rPr>
         <w:t xml:space="preserve"> Entregue o link do seu repositório com os códigos.</w:t>
       </w:r>
-    </w:p>
-    <w:p>
-      <w:pPr>
-        <w:rPr>
-          <w:rFonts w:ascii="Roboto" w:hAnsi="Roboto" w:cs="Calibri"/>
-          <w:b/>
-          <w:bCs/>
-          <w:color w:val="000000"/>
-          <w:sz w:val="36"/>
-          <w:szCs w:val="36"/>
-        </w:rPr>
-      </w:pPr>
     </w:p>
     <w:p>
       <w:pPr>
@@ -694,16 +591,16 @@
         <w:noProof/>
       </w:rPr>
       <w:drawing>
-        <wp:anchor distT="0" distB="0" distL="114300" distR="114300" simplePos="0" relativeHeight="251659264" behindDoc="1" locked="0" layoutInCell="1" allowOverlap="1" wp14:anchorId="366D05C5" wp14:editId="36F50ED2">
+        <wp:anchor distT="0" distB="0" distL="114300" distR="114300" simplePos="0" relativeHeight="251659264" behindDoc="1" locked="0" layoutInCell="1" allowOverlap="1" wp14:anchorId="366D05C5" wp14:editId="6BF4A47A">
           <wp:simplePos x="0" y="0"/>
           <wp:positionH relativeFrom="margin">
             <wp:align>right</wp:align>
           </wp:positionH>
           <wp:positionV relativeFrom="paragraph">
-            <wp:posOffset>-297180</wp:posOffset>
+            <wp:posOffset>7620</wp:posOffset>
           </wp:positionV>
-          <wp:extent cx="1080000" cy="1080000"/>
-          <wp:effectExtent l="0" t="0" r="6350" b="6350"/>
+          <wp:extent cx="1438275" cy="1438275"/>
+          <wp:effectExtent l="0" t="0" r="9525" b="9525"/>
           <wp:wrapNone/>
           <wp:docPr id="334210392" name="Imagem 334210392"/>
           <wp:cNvGraphicFramePr>
@@ -733,7 +630,7 @@
                 <pic:spPr bwMode="auto">
                   <a:xfrm>
                     <a:off x="0" y="0"/>
-                    <a:ext cx="1080000" cy="1080000"/>
+                    <a:ext cx="1438275" cy="1438275"/>
                   </a:xfrm>
                   <a:prstGeom prst="rect">
                     <a:avLst/>
@@ -793,6 +690,26 @@
         <w:szCs w:val="28"/>
       </w:rPr>
       <w:t>Matemática Computacional Aplicada</w:t>
+    </w:r>
+  </w:p>
+  <w:p>
+    <w:pPr>
+      <w:tabs>
+        <w:tab w:val="left" w:pos="8760"/>
+      </w:tabs>
+      <w:rPr>
+        <w:rFonts w:ascii="JetBrains Mono" w:hAnsi="JetBrains Mono" w:cs="JetBrains Mono"/>
+        <w:sz w:val="28"/>
+        <w:szCs w:val="28"/>
+      </w:rPr>
+    </w:pPr>
+    <w:r>
+      <w:rPr>
+        <w:rFonts w:ascii="JetBrains Mono" w:hAnsi="JetBrains Mono" w:cs="JetBrains Mono"/>
+        <w:sz w:val="28"/>
+        <w:szCs w:val="28"/>
+      </w:rPr>
+      <w:t>Logica Computacional</w:t>
     </w:r>
     <w:r>
       <w:rPr>
@@ -3086,7 +3003,6 @@
   <w:style w:type="character" w:default="1" w:styleId="Fontepargpadro">
     <w:name w:val="Default Paragraph Font"/>
     <w:uiPriority w:val="1"/>
-    <w:semiHidden/>
     <w:unhideWhenUsed/>
   </w:style>
   <w:style w:type="table" w:default="1" w:styleId="Tabelanormal">
